--- a/Modul_5_Algo/Muhammad Rafly Ash-Shadiq_2510817210004_Modul5.docx
+++ b/Modul_5_Algo/Muhammad Rafly Ash-Shadiq_2510817210004_Modul5.docx
@@ -507,7 +507,7 @@
         <w:pStyle w:val="Heading1"/>
         <w:spacing w:before="0" w:line="360" w:lineRule="auto"/>
       </w:pPr>
-      <w:bookmarkStart w:id="1" w:name="_Toc228647918"/>
+      <w:bookmarkStart w:id="1" w:name="_Toc229952355"/>
       <w:r>
         <w:lastRenderedPageBreak/>
         <w:t>LEMBAR PENGESAHAN</w:t>
@@ -998,7 +998,7 @@
         <w:pStyle w:val="Heading1"/>
         <w:spacing w:before="0" w:line="360" w:lineRule="auto"/>
       </w:pPr>
-      <w:bookmarkStart w:id="2" w:name="_Toc228647919"/>
+      <w:bookmarkStart w:id="2" w:name="_Toc229952356"/>
       <w:r>
         <w:lastRenderedPageBreak/>
         <w:t>DAFTAR ISI</w:t>
@@ -1058,7 +1058,7 @@
           <w:r>
             <w:fldChar w:fldCharType="separate"/>
           </w:r>
-          <w:hyperlink w:anchor="_Toc228647918" w:history="1">
+          <w:hyperlink w:anchor="_Toc229952355" w:history="1">
             <w:r>
               <w:rPr>
                 <w:rStyle w:val="Hyperlink"/>
@@ -1081,7 +1081,7 @@
               <w:rPr>
                 <w:webHidden/>
               </w:rPr>
-              <w:instrText xml:space="preserve"> PAGEREF _Toc228647918 \h </w:instrText>
+              <w:instrText xml:space="preserve"> PAGEREF _Toc229952355 \h </w:instrText>
             </w:r>
             <w:r>
               <w:rPr>
@@ -1121,7 +1121,7 @@
               <w14:ligatures w14:val="standardContextual"/>
             </w:rPr>
           </w:pPr>
-          <w:hyperlink w:anchor="_Toc228647919" w:history="1">
+          <w:hyperlink w:anchor="_Toc229952356" w:history="1">
             <w:r>
               <w:rPr>
                 <w:rStyle w:val="Hyperlink"/>
@@ -1144,7 +1144,7 @@
               <w:rPr>
                 <w:webHidden/>
               </w:rPr>
-              <w:instrText xml:space="preserve"> PAGEREF _Toc228647919 \h </w:instrText>
+              <w:instrText xml:space="preserve"> PAGEREF _Toc229952356 \h </w:instrText>
             </w:r>
             <w:r>
               <w:rPr>
@@ -1184,7 +1184,7 @@
               <w14:ligatures w14:val="standardContextual"/>
             </w:rPr>
           </w:pPr>
-          <w:hyperlink w:anchor="_Toc228647920" w:history="1">
+          <w:hyperlink w:anchor="_Toc229952357" w:history="1">
             <w:r>
               <w:rPr>
                 <w:rStyle w:val="Hyperlink"/>
@@ -1207,7 +1207,7 @@
               <w:rPr>
                 <w:webHidden/>
               </w:rPr>
-              <w:instrText xml:space="preserve"> PAGEREF _Toc228647920 \h </w:instrText>
+              <w:instrText xml:space="preserve"> PAGEREF _Toc229952357 \h </w:instrText>
             </w:r>
             <w:r>
               <w:rPr>
@@ -1247,7 +1247,7 @@
               <w14:ligatures w14:val="standardContextual"/>
             </w:rPr>
           </w:pPr>
-          <w:hyperlink w:anchor="_Toc228647921" w:history="1">
+          <w:hyperlink w:anchor="_Toc229952358" w:history="1">
             <w:r>
               <w:rPr>
                 <w:rStyle w:val="Hyperlink"/>
@@ -1270,7 +1270,7 @@
               <w:rPr>
                 <w:webHidden/>
               </w:rPr>
-              <w:instrText xml:space="preserve"> PAGEREF _Toc228647921 \h </w:instrText>
+              <w:instrText xml:space="preserve"> PAGEREF _Toc229952358 \h </w:instrText>
             </w:r>
             <w:r>
               <w:rPr>
@@ -1310,10 +1310,11 @@
               <w14:ligatures w14:val="standardContextual"/>
             </w:rPr>
           </w:pPr>
-          <w:hyperlink w:anchor="_Toc228647922" w:history="1">
+          <w:hyperlink w:anchor="_Toc229952359" w:history="1">
             <w:r>
               <w:rPr>
                 <w:rStyle w:val="Hyperlink"/>
+                <w:lang w:val="en-ID"/>
               </w:rPr>
               <w:t>SOAL 1</w:t>
             </w:r>
@@ -1333,7 +1334,7 @@
               <w:rPr>
                 <w:webHidden/>
               </w:rPr>
-              <w:instrText xml:space="preserve"> PAGEREF _Toc228647922 \h </w:instrText>
+              <w:instrText xml:space="preserve"> PAGEREF _Toc229952359 \h </w:instrText>
             </w:r>
             <w:r>
               <w:rPr>
@@ -1373,12 +1374,12 @@
               <w14:ligatures w14:val="standardContextual"/>
             </w:rPr>
           </w:pPr>
-          <w:hyperlink w:anchor="_Toc228647923" w:history="1">
+          <w:hyperlink w:anchor="_Toc229952360" w:history="1">
             <w:r>
               <w:rPr>
                 <w:rStyle w:val="Hyperlink"/>
               </w:rPr>
-              <w:t>A. Pembahasan</w:t>
+              <w:t>A. Source Code</w:t>
             </w:r>
             <w:r>
               <w:rPr>
@@ -1396,7 +1397,7 @@
               <w:rPr>
                 <w:webHidden/>
               </w:rPr>
-              <w:instrText xml:space="preserve"> PAGEREF _Toc228647923 \h </w:instrText>
+              <w:instrText xml:space="preserve"> PAGEREF _Toc229952360 \h </w:instrText>
             </w:r>
             <w:r>
               <w:rPr>
@@ -1413,7 +1414,133 @@
               <w:rPr>
                 <w:webHidden/>
               </w:rPr>
-              <w:t>8</w:t>
+              <w:t>1</w:t>
+            </w:r>
+            <w:r>
+              <w:rPr>
+                <w:webHidden/>
+              </w:rPr>
+              <w:fldChar w:fldCharType="end"/>
+            </w:r>
+          </w:hyperlink>
+        </w:p>
+        <w:p>
+          <w:pPr>
+            <w:pStyle w:val="TOC2"/>
+            <w:tabs>
+              <w:tab w:val="right" w:leader="dot" w:pos="8261"/>
+            </w:tabs>
+            <w:rPr>
+              <w:rFonts w:asciiTheme="minorHAnsi" w:eastAsiaTheme="minorEastAsia" w:hAnsiTheme="minorHAnsi" w:cstheme="minorBidi"/>
+              <w:kern w:val="2"/>
+              <w:lang w:val="en-ID"/>
+              <w14:ligatures w14:val="standardContextual"/>
+            </w:rPr>
+          </w:pPr>
+          <w:hyperlink w:anchor="_Toc229952361" w:history="1">
+            <w:r>
+              <w:rPr>
+                <w:rStyle w:val="Hyperlink"/>
+              </w:rPr>
+              <w:t>B. Output Program</w:t>
+            </w:r>
+            <w:r>
+              <w:rPr>
+                <w:webHidden/>
+              </w:rPr>
+              <w:tab/>
+            </w:r>
+            <w:r>
+              <w:rPr>
+                <w:webHidden/>
+              </w:rPr>
+              <w:fldChar w:fldCharType="begin"/>
+            </w:r>
+            <w:r>
+              <w:rPr>
+                <w:webHidden/>
+              </w:rPr>
+              <w:instrText xml:space="preserve"> PAGEREF _Toc229952361 \h </w:instrText>
+            </w:r>
+            <w:r>
+              <w:rPr>
+                <w:webHidden/>
+              </w:rPr>
+            </w:r>
+            <w:r>
+              <w:rPr>
+                <w:webHidden/>
+              </w:rPr>
+              <w:fldChar w:fldCharType="separate"/>
+            </w:r>
+            <w:r>
+              <w:rPr>
+                <w:webHidden/>
+              </w:rPr>
+              <w:t>9</w:t>
+            </w:r>
+            <w:r>
+              <w:rPr>
+                <w:webHidden/>
+              </w:rPr>
+              <w:fldChar w:fldCharType="end"/>
+            </w:r>
+          </w:hyperlink>
+        </w:p>
+        <w:p>
+          <w:pPr>
+            <w:pStyle w:val="TOC2"/>
+            <w:tabs>
+              <w:tab w:val="right" w:leader="dot" w:pos="8261"/>
+            </w:tabs>
+            <w:rPr>
+              <w:rFonts w:asciiTheme="minorHAnsi" w:eastAsiaTheme="minorEastAsia" w:hAnsiTheme="minorHAnsi" w:cstheme="minorBidi"/>
+              <w:kern w:val="2"/>
+              <w:lang w:val="en-ID"/>
+              <w14:ligatures w14:val="standardContextual"/>
+            </w:rPr>
+          </w:pPr>
+          <w:hyperlink w:anchor="_Toc229952362" w:history="1">
+            <w:r>
+              <w:rPr>
+                <w:rStyle w:val="Hyperlink"/>
+              </w:rPr>
+              <w:t>C. Pembahasan</w:t>
+            </w:r>
+            <w:r>
+              <w:rPr>
+                <w:webHidden/>
+              </w:rPr>
+              <w:tab/>
+            </w:r>
+            <w:r>
+              <w:rPr>
+                <w:webHidden/>
+              </w:rPr>
+              <w:fldChar w:fldCharType="begin"/>
+            </w:r>
+            <w:r>
+              <w:rPr>
+                <w:webHidden/>
+              </w:rPr>
+              <w:instrText xml:space="preserve"> PAGEREF _Toc229952362 \h </w:instrText>
+            </w:r>
+            <w:r>
+              <w:rPr>
+                <w:webHidden/>
+              </w:rPr>
+            </w:r>
+            <w:r>
+              <w:rPr>
+                <w:webHidden/>
+              </w:rPr>
+              <w:fldChar w:fldCharType="separate"/>
+            </w:r>
+            <w:r>
+              <w:rPr>
+                <w:webHidden/>
+              </w:rPr>
+              <w:t>12</w:t>
             </w:r>
             <w:r>
               <w:rPr>
@@ -1436,13 +1563,13 @@
               <w14:ligatures w14:val="standardContextual"/>
             </w:rPr>
           </w:pPr>
-          <w:hyperlink w:anchor="_Toc228647924" w:history="1">
+          <w:hyperlink w:anchor="_Toc229952363" w:history="1">
             <w:r>
               <w:rPr>
                 <w:rStyle w:val="Hyperlink"/>
-                <w:lang w:val="id-ID"/>
-              </w:rPr>
-              <w:t>SOAL 2</w:t>
+                <w:lang w:val="en-ID"/>
+              </w:rPr>
+              <w:t>LINK GITHUB</w:t>
             </w:r>
             <w:r>
               <w:rPr>
@@ -1460,7 +1587,7 @@
               <w:rPr>
                 <w:webHidden/>
               </w:rPr>
-              <w:instrText xml:space="preserve"> PAGEREF _Toc228647924 \h </w:instrText>
+              <w:instrText xml:space="preserve"> PAGEREF _Toc229952363 \h </w:instrText>
             </w:r>
             <w:r>
               <w:rPr>
@@ -1477,391 +1604,7 @@
               <w:rPr>
                 <w:webHidden/>
               </w:rPr>
-              <w:t>21</w:t>
-            </w:r>
-            <w:r>
-              <w:rPr>
-                <w:webHidden/>
-              </w:rPr>
-              <w:fldChar w:fldCharType="end"/>
-            </w:r>
-          </w:hyperlink>
-        </w:p>
-        <w:p>
-          <w:pPr>
-            <w:pStyle w:val="TOC2"/>
-            <w:tabs>
-              <w:tab w:val="right" w:leader="dot" w:pos="8261"/>
-            </w:tabs>
-            <w:rPr>
-              <w:rFonts w:asciiTheme="minorHAnsi" w:eastAsiaTheme="minorEastAsia" w:hAnsiTheme="minorHAnsi" w:cstheme="minorBidi"/>
-              <w:kern w:val="2"/>
-              <w:lang w:val="en-ID"/>
-              <w14:ligatures w14:val="standardContextual"/>
-            </w:rPr>
-          </w:pPr>
-          <w:hyperlink w:anchor="_Toc228647925" w:history="1">
-            <w:r>
-              <w:rPr>
-                <w:rStyle w:val="Hyperlink"/>
-                <w:lang w:val="id-ID"/>
-              </w:rPr>
-              <w:t>A. Pembahasan</w:t>
-            </w:r>
-            <w:r>
-              <w:rPr>
-                <w:webHidden/>
-              </w:rPr>
-              <w:tab/>
-            </w:r>
-            <w:r>
-              <w:rPr>
-                <w:webHidden/>
-              </w:rPr>
-              <w:fldChar w:fldCharType="begin"/>
-            </w:r>
-            <w:r>
-              <w:rPr>
-                <w:webHidden/>
-              </w:rPr>
-              <w:instrText xml:space="preserve"> PAGEREF _Toc228647925 \h </w:instrText>
-            </w:r>
-            <w:r>
-              <w:rPr>
-                <w:webHidden/>
-              </w:rPr>
-            </w:r>
-            <w:r>
-              <w:rPr>
-                <w:webHidden/>
-              </w:rPr>
-              <w:fldChar w:fldCharType="separate"/>
-            </w:r>
-            <w:r>
-              <w:rPr>
-                <w:webHidden/>
-              </w:rPr>
-              <w:t>21</w:t>
-            </w:r>
-            <w:r>
-              <w:rPr>
-                <w:webHidden/>
-              </w:rPr>
-              <w:fldChar w:fldCharType="end"/>
-            </w:r>
-          </w:hyperlink>
-        </w:p>
-        <w:p>
-          <w:pPr>
-            <w:pStyle w:val="TOC1"/>
-            <w:tabs>
-              <w:tab w:val="right" w:leader="dot" w:pos="8261"/>
-            </w:tabs>
-            <w:rPr>
-              <w:rFonts w:asciiTheme="minorHAnsi" w:eastAsiaTheme="minorEastAsia" w:hAnsiTheme="minorHAnsi" w:cstheme="minorBidi"/>
-              <w:kern w:val="2"/>
-              <w:lang w:val="en-ID"/>
-              <w14:ligatures w14:val="standardContextual"/>
-            </w:rPr>
-          </w:pPr>
-          <w:hyperlink w:anchor="_Toc228647926" w:history="1">
-            <w:r>
-              <w:rPr>
-                <w:rStyle w:val="Hyperlink"/>
-                <w:lang w:val="id-ID"/>
-              </w:rPr>
-              <w:t>SOAL 3</w:t>
-            </w:r>
-            <w:r>
-              <w:rPr>
-                <w:webHidden/>
-              </w:rPr>
-              <w:tab/>
-            </w:r>
-            <w:r>
-              <w:rPr>
-                <w:webHidden/>
-              </w:rPr>
-              <w:fldChar w:fldCharType="begin"/>
-            </w:r>
-            <w:r>
-              <w:rPr>
-                <w:webHidden/>
-              </w:rPr>
-              <w:instrText xml:space="preserve"> PAGEREF _Toc228647926 \h </w:instrText>
-            </w:r>
-            <w:r>
-              <w:rPr>
-                <w:webHidden/>
-              </w:rPr>
-            </w:r>
-            <w:r>
-              <w:rPr>
-                <w:webHidden/>
-              </w:rPr>
-              <w:fldChar w:fldCharType="separate"/>
-            </w:r>
-            <w:r>
-              <w:rPr>
-                <w:webHidden/>
-              </w:rPr>
-              <w:t>23</w:t>
-            </w:r>
-            <w:r>
-              <w:rPr>
-                <w:webHidden/>
-              </w:rPr>
-              <w:fldChar w:fldCharType="end"/>
-            </w:r>
-          </w:hyperlink>
-        </w:p>
-        <w:p>
-          <w:pPr>
-            <w:pStyle w:val="TOC2"/>
-            <w:tabs>
-              <w:tab w:val="right" w:leader="dot" w:pos="8261"/>
-            </w:tabs>
-            <w:rPr>
-              <w:rFonts w:asciiTheme="minorHAnsi" w:eastAsiaTheme="minorEastAsia" w:hAnsiTheme="minorHAnsi" w:cstheme="minorBidi"/>
-              <w:kern w:val="2"/>
-              <w:lang w:val="en-ID"/>
-              <w14:ligatures w14:val="standardContextual"/>
-            </w:rPr>
-          </w:pPr>
-          <w:hyperlink w:anchor="_Toc228647927" w:history="1">
-            <w:r>
-              <w:rPr>
-                <w:rStyle w:val="Hyperlink"/>
-                <w:lang w:val="id-ID"/>
-              </w:rPr>
-              <w:t>A. Pembahasan</w:t>
-            </w:r>
-            <w:r>
-              <w:rPr>
-                <w:webHidden/>
-              </w:rPr>
-              <w:tab/>
-            </w:r>
-            <w:r>
-              <w:rPr>
-                <w:webHidden/>
-              </w:rPr>
-              <w:fldChar w:fldCharType="begin"/>
-            </w:r>
-            <w:r>
-              <w:rPr>
-                <w:webHidden/>
-              </w:rPr>
-              <w:instrText xml:space="preserve"> PAGEREF _Toc228647927 \h </w:instrText>
-            </w:r>
-            <w:r>
-              <w:rPr>
-                <w:webHidden/>
-              </w:rPr>
-            </w:r>
-            <w:r>
-              <w:rPr>
-                <w:webHidden/>
-              </w:rPr>
-              <w:fldChar w:fldCharType="separate"/>
-            </w:r>
-            <w:r>
-              <w:rPr>
-                <w:webHidden/>
-              </w:rPr>
-              <w:t>23</w:t>
-            </w:r>
-            <w:r>
-              <w:rPr>
-                <w:webHidden/>
-              </w:rPr>
-              <w:fldChar w:fldCharType="end"/>
-            </w:r>
-          </w:hyperlink>
-        </w:p>
-        <w:p>
-          <w:pPr>
-            <w:pStyle w:val="TOC1"/>
-            <w:tabs>
-              <w:tab w:val="right" w:leader="dot" w:pos="8261"/>
-            </w:tabs>
-            <w:rPr>
-              <w:rFonts w:asciiTheme="minorHAnsi" w:eastAsiaTheme="minorEastAsia" w:hAnsiTheme="minorHAnsi" w:cstheme="minorBidi"/>
-              <w:kern w:val="2"/>
-              <w:lang w:val="en-ID"/>
-              <w14:ligatures w14:val="standardContextual"/>
-            </w:rPr>
-          </w:pPr>
-          <w:hyperlink w:anchor="_Toc228647928" w:history="1">
-            <w:r>
-              <w:rPr>
-                <w:rStyle w:val="Hyperlink"/>
-                <w:lang w:val="id-ID"/>
-              </w:rPr>
-              <w:t>SOAL 4</w:t>
-            </w:r>
-            <w:r>
-              <w:rPr>
-                <w:webHidden/>
-              </w:rPr>
-              <w:tab/>
-            </w:r>
-            <w:r>
-              <w:rPr>
-                <w:webHidden/>
-              </w:rPr>
-              <w:fldChar w:fldCharType="begin"/>
-            </w:r>
-            <w:r>
-              <w:rPr>
-                <w:webHidden/>
-              </w:rPr>
-              <w:instrText xml:space="preserve"> PAGEREF _Toc228647928 \h </w:instrText>
-            </w:r>
-            <w:r>
-              <w:rPr>
-                <w:webHidden/>
-              </w:rPr>
-            </w:r>
-            <w:r>
-              <w:rPr>
-                <w:webHidden/>
-              </w:rPr>
-              <w:fldChar w:fldCharType="separate"/>
-            </w:r>
-            <w:r>
-              <w:rPr>
-                <w:webHidden/>
-              </w:rPr>
-              <w:t>25</w:t>
-            </w:r>
-            <w:r>
-              <w:rPr>
-                <w:webHidden/>
-              </w:rPr>
-              <w:fldChar w:fldCharType="end"/>
-            </w:r>
-          </w:hyperlink>
-        </w:p>
-        <w:p>
-          <w:pPr>
-            <w:pStyle w:val="TOC2"/>
-            <w:tabs>
-              <w:tab w:val="right" w:leader="dot" w:pos="8261"/>
-            </w:tabs>
-            <w:rPr>
-              <w:rFonts w:asciiTheme="minorHAnsi" w:eastAsiaTheme="minorEastAsia" w:hAnsiTheme="minorHAnsi" w:cstheme="minorBidi"/>
-              <w:kern w:val="2"/>
-              <w:lang w:val="en-ID"/>
-              <w14:ligatures w14:val="standardContextual"/>
-            </w:rPr>
-          </w:pPr>
-          <w:hyperlink w:anchor="_Toc228647929" w:history="1">
-            <w:r>
-              <w:rPr>
-                <w:rStyle w:val="Hyperlink"/>
-                <w:lang w:val="en-ID"/>
-              </w:rPr>
-              <w:t>A. Pembahasan</w:t>
-            </w:r>
-            <w:r>
-              <w:rPr>
-                <w:webHidden/>
-              </w:rPr>
-              <w:tab/>
-            </w:r>
-            <w:r>
-              <w:rPr>
-                <w:webHidden/>
-              </w:rPr>
-              <w:fldChar w:fldCharType="begin"/>
-            </w:r>
-            <w:r>
-              <w:rPr>
-                <w:webHidden/>
-              </w:rPr>
-              <w:instrText xml:space="preserve"> PAGEREF _Toc228647929 \h </w:instrText>
-            </w:r>
-            <w:r>
-              <w:rPr>
-                <w:webHidden/>
-              </w:rPr>
-            </w:r>
-            <w:r>
-              <w:rPr>
-                <w:webHidden/>
-              </w:rPr>
-              <w:fldChar w:fldCharType="separate"/>
-            </w:r>
-            <w:r>
-              <w:rPr>
-                <w:webHidden/>
-              </w:rPr>
-              <w:t>25</w:t>
-            </w:r>
-            <w:r>
-              <w:rPr>
-                <w:webHidden/>
-              </w:rPr>
-              <w:fldChar w:fldCharType="end"/>
-            </w:r>
-          </w:hyperlink>
-        </w:p>
-        <w:p>
-          <w:pPr>
-            <w:pStyle w:val="TOC1"/>
-            <w:tabs>
-              <w:tab w:val="right" w:leader="dot" w:pos="8261"/>
-            </w:tabs>
-            <w:rPr>
-              <w:rFonts w:asciiTheme="minorHAnsi" w:eastAsiaTheme="minorEastAsia" w:hAnsiTheme="minorHAnsi" w:cstheme="minorBidi"/>
-              <w:kern w:val="2"/>
-              <w:lang w:val="en-ID"/>
-              <w14:ligatures w14:val="standardContextual"/>
-            </w:rPr>
-          </w:pPr>
-          <w:hyperlink w:anchor="_Toc228647930" w:history="1">
-            <w:r>
-              <w:rPr>
-                <w:rStyle w:val="Hyperlink"/>
-                <w:lang w:val="en-ID"/>
-              </w:rPr>
-              <w:t>LINK GITHUB</w:t>
-            </w:r>
-            <w:r>
-              <w:rPr>
-                <w:webHidden/>
-              </w:rPr>
-              <w:tab/>
-            </w:r>
-            <w:r>
-              <w:rPr>
-                <w:webHidden/>
-              </w:rPr>
-              <w:fldChar w:fldCharType="begin"/>
-            </w:r>
-            <w:r>
-              <w:rPr>
-                <w:webHidden/>
-              </w:rPr>
-              <w:instrText xml:space="preserve"> PAGEREF _Toc228647930 \h </w:instrText>
-            </w:r>
-            <w:r>
-              <w:rPr>
-                <w:webHidden/>
-              </w:rPr>
-            </w:r>
-            <w:r>
-              <w:rPr>
-                <w:webHidden/>
-              </w:rPr>
-              <w:fldChar w:fldCharType="separate"/>
-            </w:r>
-            <w:r>
-              <w:rPr>
-                <w:webHidden/>
-              </w:rPr>
-              <w:t>37</w:t>
+              <w:t>17</w:t>
             </w:r>
             <w:r>
               <w:rPr>
@@ -1898,7 +1641,7 @@
         <w:pStyle w:val="Heading1"/>
         <w:spacing w:before="0" w:after="120" w:line="360" w:lineRule="auto"/>
       </w:pPr>
-      <w:bookmarkStart w:id="3" w:name="_Toc228647920"/>
+      <w:bookmarkStart w:id="3" w:name="_Toc229952357"/>
       <w:r>
         <w:lastRenderedPageBreak/>
         <w:t>DAFTAR GAMBAR</w:t>
@@ -1929,12 +1672,12 @@
       <w:r>
         <w:fldChar w:fldCharType="separate"/>
       </w:r>
-      <w:hyperlink w:anchor="_Toc228647844" w:history="1">
+      <w:hyperlink w:anchor="_Toc229952321" w:history="1">
         <w:r>
           <w:rPr>
             <w:rStyle w:val="Hyperlink"/>
           </w:rPr>
-          <w:t>Gambar 1 Screenshot Output Soal 1</w:t>
+          <w:t>Gambar 1 Screenshot Output Program Insertion Sort</w:t>
         </w:r>
         <w:r>
           <w:rPr>
@@ -1952,7 +1695,7 @@
           <w:rPr>
             <w:webHidden/>
           </w:rPr>
-          <w:instrText xml:space="preserve"> PAGEREF _Toc228647844 \h </w:instrText>
+          <w:instrText xml:space="preserve"> PAGEREF _Toc229952321 \h </w:instrText>
         </w:r>
         <w:r>
           <w:rPr>
@@ -1969,7 +1712,7 @@
           <w:rPr>
             <w:webHidden/>
           </w:rPr>
-          <w:t>18</w:t>
+          <w:t>9</w:t>
         </w:r>
         <w:r>
           <w:rPr>
@@ -1993,12 +1736,12 @@
           <w14:ligatures w14:val="standardContextual"/>
         </w:rPr>
       </w:pPr>
-      <w:hyperlink w:anchor="_Toc228647845" w:history="1">
+      <w:hyperlink w:anchor="_Toc229952322" w:history="1">
         <w:r>
           <w:rPr>
             <w:rStyle w:val="Hyperlink"/>
           </w:rPr>
-          <w:t>Gambar 2 Screenshot Output Soal 4</w:t>
+          <w:t>Gambar 2 Screenshot Output Program Merge Sort</w:t>
         </w:r>
         <w:r>
           <w:rPr>
@@ -2016,7 +1759,7 @@
           <w:rPr>
             <w:webHidden/>
           </w:rPr>
-          <w:instrText xml:space="preserve"> PAGEREF _Toc228647845 \h </w:instrText>
+          <w:instrText xml:space="preserve"> PAGEREF _Toc229952322 \h </w:instrText>
         </w:r>
         <w:r>
           <w:rPr>
@@ -2033,7 +1776,7 @@
           <w:rPr>
             <w:webHidden/>
           </w:rPr>
-          <w:t>35</w:t>
+          <w:t>9</w:t>
         </w:r>
         <w:r>
           <w:rPr>
@@ -2051,15 +1794,18 @@
         </w:tabs>
         <w:spacing w:line="360" w:lineRule="auto"/>
         <w:rPr>
-          <w:rStyle w:val="Hyperlink"/>
+          <w:rFonts w:asciiTheme="minorHAnsi" w:eastAsiaTheme="minorEastAsia" w:hAnsiTheme="minorHAnsi" w:cstheme="minorBidi"/>
+          <w:kern w:val="2"/>
+          <w:lang w:val="en-ID"/>
+          <w14:ligatures w14:val="standardContextual"/>
         </w:rPr>
       </w:pPr>
-      <w:hyperlink w:anchor="_Toc228647846" w:history="1">
+      <w:hyperlink w:anchor="_Toc229952323" w:history="1">
         <w:r>
           <w:rPr>
             <w:rStyle w:val="Hyperlink"/>
           </w:rPr>
-          <w:t>Gambar 3 Screenshot Output Soal 4</w:t>
+          <w:t>Gambar 3 Screenshot Output Program Shell Sort</w:t>
         </w:r>
         <w:r>
           <w:rPr>
@@ -2077,7 +1823,7 @@
           <w:rPr>
             <w:webHidden/>
           </w:rPr>
-          <w:instrText xml:space="preserve"> PAGEREF _Toc228647846 \h </w:instrText>
+          <w:instrText xml:space="preserve"> PAGEREF _Toc229952323 \h </w:instrText>
         </w:r>
         <w:r>
           <w:rPr>
@@ -2094,7 +1840,7 @@
           <w:rPr>
             <w:webHidden/>
           </w:rPr>
-          <w:t>35</w:t>
+          <w:t>10</w:t>
         </w:r>
         <w:r>
           <w:rPr>
@@ -2106,36 +1852,6 @@
     </w:p>
     <w:p>
       <w:pPr>
-        <w:rPr>
-          <w:color w:val="0000FF" w:themeColor="hyperlink"/>
-          <w:u w:val="single"/>
-        </w:rPr>
-      </w:pPr>
-      <w:r>
-        <w:rPr>
-          <w:rStyle w:val="Hyperlink"/>
-        </w:rPr>
-        <w:br w:type="page"/>
-      </w:r>
-      <w:r>
-        <w:fldChar w:fldCharType="end"/>
-      </w:r>
-    </w:p>
-    <w:p>
-      <w:pPr>
-        <w:pStyle w:val="Heading1"/>
-        <w:spacing w:before="0" w:after="120" w:line="360" w:lineRule="auto"/>
-      </w:pPr>
-      <w:bookmarkStart w:id="4" w:name="_Toc228647921"/>
-      <w:r>
-        <w:lastRenderedPageBreak/>
-        <w:t>DAFTAR TABEL</w:t>
-      </w:r>
-      <w:bookmarkEnd w:id="4"/>
-    </w:p>
-    <w:p/>
-    <w:p>
-      <w:pPr>
         <w:pStyle w:val="TableofFigures"/>
         <w:tabs>
           <w:tab w:val="right" w:leader="dot" w:pos="8261"/>
@@ -2148,21 +1864,12 @@
           <w14:ligatures w14:val="standardContextual"/>
         </w:rPr>
       </w:pPr>
-      <w:r>
-        <w:fldChar w:fldCharType="begin"/>
-      </w:r>
-      <w:r>
-        <w:instrText xml:space="preserve"> TOC \h \z \c "Table" </w:instrText>
-      </w:r>
-      <w:r>
-        <w:fldChar w:fldCharType="separate"/>
-      </w:r>
-      <w:hyperlink w:anchor="_Toc228647811" w:history="1">
+      <w:hyperlink w:anchor="_Toc229952324" w:history="1">
         <w:r>
           <w:rPr>
             <w:rStyle w:val="Hyperlink"/>
           </w:rPr>
-          <w:t>Tabel 1 Source Code Jawaban Soal 1</w:t>
+          <w:t>Gambar 4 Screenshot Output Program Quick Sort</w:t>
         </w:r>
         <w:r>
           <w:rPr>
@@ -2180,7 +1887,7 @@
           <w:rPr>
             <w:webHidden/>
           </w:rPr>
-          <w:instrText xml:space="preserve"> PAGEREF _Toc228647811 \h </w:instrText>
+          <w:instrText xml:space="preserve"> PAGEREF _Toc229952324 \h </w:instrText>
         </w:r>
         <w:r>
           <w:rPr>
@@ -2197,7 +1904,7 @@
           <w:rPr>
             <w:webHidden/>
           </w:rPr>
-          <w:t>8</w:t>
+          <w:t>10</w:t>
         </w:r>
         <w:r>
           <w:rPr>
@@ -2221,12 +1928,12 @@
           <w14:ligatures w14:val="standardContextual"/>
         </w:rPr>
       </w:pPr>
-      <w:hyperlink w:anchor="_Toc228647812" w:history="1">
+      <w:hyperlink w:anchor="_Toc229952325" w:history="1">
         <w:r>
           <w:rPr>
             <w:rStyle w:val="Hyperlink"/>
           </w:rPr>
-          <w:t>Tabel  2 Source Code Jawaban Soal 4</w:t>
+          <w:t>Gambar 5 Screenshot Output Program Bubble Sort</w:t>
         </w:r>
         <w:r>
           <w:rPr>
@@ -2244,7 +1951,7 @@
           <w:rPr>
             <w:webHidden/>
           </w:rPr>
-          <w:instrText xml:space="preserve"> PAGEREF _Toc228647812 \h </w:instrText>
+          <w:instrText xml:space="preserve"> PAGEREF _Toc229952325 \h </w:instrText>
         </w:r>
         <w:r>
           <w:rPr>
@@ -2261,7 +1968,292 @@
           <w:rPr>
             <w:webHidden/>
           </w:rPr>
-          <w:t>25</w:t>
+          <w:t>11</w:t>
+        </w:r>
+        <w:r>
+          <w:rPr>
+            <w:webHidden/>
+          </w:rPr>
+          <w:fldChar w:fldCharType="end"/>
+        </w:r>
+      </w:hyperlink>
+    </w:p>
+    <w:p>
+      <w:pPr>
+        <w:pStyle w:val="TableofFigures"/>
+        <w:tabs>
+          <w:tab w:val="right" w:leader="dot" w:pos="8261"/>
+        </w:tabs>
+        <w:spacing w:line="360" w:lineRule="auto"/>
+        <w:rPr>
+          <w:rFonts w:asciiTheme="minorHAnsi" w:eastAsiaTheme="minorEastAsia" w:hAnsiTheme="minorHAnsi" w:cstheme="minorBidi"/>
+          <w:kern w:val="2"/>
+          <w:lang w:val="en-ID"/>
+          <w14:ligatures w14:val="standardContextual"/>
+        </w:rPr>
+      </w:pPr>
+      <w:hyperlink w:anchor="_Toc229952326" w:history="1">
+        <w:r>
+          <w:rPr>
+            <w:rStyle w:val="Hyperlink"/>
+          </w:rPr>
+          <w:t>Gambar 6 Screenshot Output Program Selection Sort</w:t>
+        </w:r>
+        <w:r>
+          <w:rPr>
+            <w:webHidden/>
+          </w:rPr>
+          <w:tab/>
+        </w:r>
+        <w:r>
+          <w:rPr>
+            <w:webHidden/>
+          </w:rPr>
+          <w:fldChar w:fldCharType="begin"/>
+        </w:r>
+        <w:r>
+          <w:rPr>
+            <w:webHidden/>
+          </w:rPr>
+          <w:instrText xml:space="preserve"> PAGEREF _Toc229952326 \h </w:instrText>
+        </w:r>
+        <w:r>
+          <w:rPr>
+            <w:webHidden/>
+          </w:rPr>
+        </w:r>
+        <w:r>
+          <w:rPr>
+            <w:webHidden/>
+          </w:rPr>
+          <w:fldChar w:fldCharType="separate"/>
+        </w:r>
+        <w:r>
+          <w:rPr>
+            <w:webHidden/>
+          </w:rPr>
+          <w:t>11</w:t>
+        </w:r>
+        <w:r>
+          <w:rPr>
+            <w:webHidden/>
+          </w:rPr>
+          <w:fldChar w:fldCharType="end"/>
+        </w:r>
+      </w:hyperlink>
+    </w:p>
+    <w:p>
+      <w:pPr>
+        <w:pStyle w:val="TableofFigures"/>
+        <w:tabs>
+          <w:tab w:val="right" w:leader="dot" w:pos="8261"/>
+        </w:tabs>
+        <w:spacing w:line="360" w:lineRule="auto"/>
+        <w:rPr>
+          <w:rFonts w:asciiTheme="minorHAnsi" w:eastAsiaTheme="minorEastAsia" w:hAnsiTheme="minorHAnsi" w:cstheme="minorBidi"/>
+          <w:kern w:val="2"/>
+          <w:lang w:val="en-ID"/>
+          <w14:ligatures w14:val="standardContextual"/>
+        </w:rPr>
+      </w:pPr>
+      <w:hyperlink w:anchor="_Toc229952327" w:history="1">
+        <w:r>
+          <w:rPr>
+            <w:rStyle w:val="Hyperlink"/>
+          </w:rPr>
+          <w:t>Gambar 7 Screenshot Output Program Keluar</w:t>
+        </w:r>
+        <w:r>
+          <w:rPr>
+            <w:webHidden/>
+          </w:rPr>
+          <w:tab/>
+        </w:r>
+        <w:r>
+          <w:rPr>
+            <w:webHidden/>
+          </w:rPr>
+          <w:fldChar w:fldCharType="begin"/>
+        </w:r>
+        <w:r>
+          <w:rPr>
+            <w:webHidden/>
+          </w:rPr>
+          <w:instrText xml:space="preserve"> PAGEREF _Toc229952327 \h </w:instrText>
+        </w:r>
+        <w:r>
+          <w:rPr>
+            <w:webHidden/>
+          </w:rPr>
+        </w:r>
+        <w:r>
+          <w:rPr>
+            <w:webHidden/>
+          </w:rPr>
+          <w:fldChar w:fldCharType="separate"/>
+        </w:r>
+        <w:r>
+          <w:rPr>
+            <w:webHidden/>
+          </w:rPr>
+          <w:t>11</w:t>
+        </w:r>
+        <w:r>
+          <w:rPr>
+            <w:webHidden/>
+          </w:rPr>
+          <w:fldChar w:fldCharType="end"/>
+        </w:r>
+      </w:hyperlink>
+    </w:p>
+    <w:p>
+      <w:pPr>
+        <w:spacing w:line="360" w:lineRule="auto"/>
+      </w:pPr>
+      <w:r>
+        <w:fldChar w:fldCharType="end"/>
+      </w:r>
+    </w:p>
+    <w:p>
+      <w:pPr>
+        <w:spacing w:line="360" w:lineRule="auto"/>
+      </w:pPr>
+    </w:p>
+    <w:p>
+      <w:pPr>
+        <w:spacing w:line="360" w:lineRule="auto"/>
+      </w:pPr>
+    </w:p>
+    <w:p>
+      <w:pPr>
+        <w:spacing w:line="360" w:lineRule="auto"/>
+      </w:pPr>
+    </w:p>
+    <w:p>
+      <w:pPr>
+        <w:spacing w:line="360" w:lineRule="auto"/>
+      </w:pPr>
+    </w:p>
+    <w:p>
+      <w:pPr>
+        <w:spacing w:line="360" w:lineRule="auto"/>
+      </w:pPr>
+    </w:p>
+    <w:p>
+      <w:pPr>
+        <w:spacing w:line="360" w:lineRule="auto"/>
+      </w:pPr>
+    </w:p>
+    <w:p>
+      <w:pPr>
+        <w:spacing w:line="360" w:lineRule="auto"/>
+      </w:pPr>
+    </w:p>
+    <w:p>
+      <w:pPr>
+        <w:spacing w:line="360" w:lineRule="auto"/>
+      </w:pPr>
+    </w:p>
+    <w:p>
+      <w:pPr>
+        <w:spacing w:line="360" w:lineRule="auto"/>
+      </w:pPr>
+    </w:p>
+    <w:p>
+      <w:pPr>
+        <w:spacing w:line="360" w:lineRule="auto"/>
+      </w:pPr>
+    </w:p>
+    <w:p>
+      <w:pPr>
+        <w:spacing w:line="360" w:lineRule="auto"/>
+      </w:pPr>
+    </w:p>
+    <w:p>
+      <w:pPr>
+        <w:spacing w:line="360" w:lineRule="auto"/>
+        <w:rPr>
+          <w:color w:val="0000FF" w:themeColor="hyperlink"/>
+          <w:u w:val="single"/>
+        </w:rPr>
+      </w:pPr>
+    </w:p>
+    <w:p>
+      <w:pPr>
+        <w:pStyle w:val="Heading1"/>
+        <w:spacing w:before="0" w:after="120" w:line="360" w:lineRule="auto"/>
+      </w:pPr>
+      <w:bookmarkStart w:id="4" w:name="_Toc229952358"/>
+      <w:r>
+        <w:lastRenderedPageBreak/>
+        <w:t>DAFTAR TABEL</w:t>
+      </w:r>
+      <w:bookmarkEnd w:id="4"/>
+    </w:p>
+    <w:p/>
+    <w:p>
+      <w:pPr>
+        <w:pStyle w:val="TableofFigures"/>
+        <w:tabs>
+          <w:tab w:val="right" w:leader="dot" w:pos="8261"/>
+        </w:tabs>
+        <w:rPr>
+          <w:rFonts w:asciiTheme="minorHAnsi" w:eastAsiaTheme="minorEastAsia" w:hAnsiTheme="minorHAnsi" w:cstheme="minorBidi"/>
+          <w:kern w:val="2"/>
+          <w:lang w:val="en-ID"/>
+          <w14:ligatures w14:val="standardContextual"/>
+        </w:rPr>
+      </w:pPr>
+      <w:r>
+        <w:fldChar w:fldCharType="begin"/>
+      </w:r>
+      <w:r>
+        <w:instrText xml:space="preserve"> TOC \h \z \c "Table" </w:instrText>
+      </w:r>
+      <w:r>
+        <w:fldChar w:fldCharType="separate"/>
+      </w:r>
+      <w:hyperlink w:anchor="_Toc229952244" w:history="1">
+        <w:r>
+          <w:rPr>
+            <w:rStyle w:val="Hyperlink"/>
+          </w:rPr>
+          <w:t>Table 1 Source Code Soal Nomor 1</w:t>
+        </w:r>
+        <w:r>
+          <w:rPr>
+            <w:webHidden/>
+          </w:rPr>
+          <w:tab/>
+        </w:r>
+        <w:r>
+          <w:rPr>
+            <w:webHidden/>
+          </w:rPr>
+          <w:fldChar w:fldCharType="begin"/>
+        </w:r>
+        <w:r>
+          <w:rPr>
+            <w:webHidden/>
+          </w:rPr>
+          <w:instrText xml:space="preserve"> PAGEREF _Toc229952244 \h </w:instrText>
+        </w:r>
+        <w:r>
+          <w:rPr>
+            <w:webHidden/>
+          </w:rPr>
+        </w:r>
+        <w:r>
+          <w:rPr>
+            <w:webHidden/>
+          </w:rPr>
+          <w:fldChar w:fldCharType="separate"/>
+        </w:r>
+        <w:r>
+          <w:rPr>
+            <w:webHidden/>
+          </w:rPr>
+          <w:t>1</w:t>
         </w:r>
         <w:r>
           <w:rPr>
@@ -2314,20 +2306,20 @@
         <w:pStyle w:val="Heading1"/>
         <w:spacing w:before="0" w:line="360" w:lineRule="auto"/>
         <w:rPr>
-          <w:lang w:val="sv-SE"/>
+          <w:lang w:val="en-ID"/>
         </w:rPr>
       </w:pPr>
-      <w:bookmarkStart w:id="5" w:name="_Toc228647922"/>
+      <w:bookmarkStart w:id="5" w:name="_Toc229952359"/>
       <w:r>
         <w:rPr>
-          <w:lang w:val="sv-SE"/>
+          <w:lang w:val="en-ID"/>
         </w:rPr>
         <w:lastRenderedPageBreak/>
         <w:t xml:space="preserve">SOAL </w:t>
       </w:r>
       <w:r>
         <w:rPr>
-          <w:lang w:val="sv-SE"/>
+          <w:lang w:val="en-ID"/>
         </w:rPr>
         <w:t>1</w:t>
       </w:r>
@@ -2337,7 +2329,7 @@
       <w:pPr>
         <w:spacing w:after="0" w:line="360" w:lineRule="auto"/>
         <w:rPr>
-          <w:lang w:val="sv-SE"/>
+          <w:lang w:val="en-ID"/>
         </w:rPr>
       </w:pPr>
       <w:r>
@@ -2354,14 +2346,69 @@
         <w:pStyle w:val="Heading2"/>
         <w:spacing w:before="0" w:line="360" w:lineRule="auto"/>
       </w:pPr>
-      <w:bookmarkStart w:id="6" w:name="_Toc228647923"/>
+      <w:bookmarkStart w:id="6" w:name="_Toc229952360"/>
       <w:r>
         <w:t xml:space="preserve">A. </w:t>
       </w:r>
-      <w:bookmarkEnd w:id="6"/>
       <w:r>
         <w:t>Source Code</w:t>
       </w:r>
+      <w:bookmarkEnd w:id="6"/>
+    </w:p>
+    <w:p>
+      <w:pPr>
+        <w:pStyle w:val="Caption"/>
+        <w:keepNext/>
+        <w:spacing w:line="360" w:lineRule="auto"/>
+        <w:jc w:val="center"/>
+        <w:rPr>
+          <w:color w:val="auto"/>
+        </w:rPr>
+      </w:pPr>
+      <w:bookmarkStart w:id="7" w:name="_Toc229952244"/>
+      <w:r>
+        <w:rPr>
+          <w:color w:val="auto"/>
+        </w:rPr>
+        <w:t xml:space="preserve">Table </w:t>
+      </w:r>
+      <w:r>
+        <w:rPr>
+          <w:color w:val="auto"/>
+        </w:rPr>
+        <w:fldChar w:fldCharType="begin"/>
+      </w:r>
+      <w:r>
+        <w:rPr>
+          <w:color w:val="auto"/>
+        </w:rPr>
+        <w:instrText xml:space="preserve"> SEQ Table \* ARABIC </w:instrText>
+      </w:r>
+      <w:r>
+        <w:rPr>
+          <w:color w:val="auto"/>
+        </w:rPr>
+        <w:fldChar w:fldCharType="separate"/>
+      </w:r>
+      <w:r>
+        <w:rPr>
+          <w:color w:val="auto"/>
+        </w:rPr>
+        <w:t>1</w:t>
+      </w:r>
+      <w:r>
+        <w:rPr>
+          <w:color w:val="auto"/>
+        </w:rPr>
+        <w:fldChar w:fldCharType="end"/>
+      </w:r>
+      <w:r>
+        <w:rPr>
+          <w:color w:val="auto"/>
+        </w:rPr>
+        <w:t xml:space="preserve"> Source Code Soal Nomor 1</w:t>
+      </w:r>
+      <w:bookmarkEnd w:id="7"/>
     </w:p>
     <w:tbl>
       <w:tblPr>
@@ -2394,7 +2441,7 @@
                 <w:lang w:val="en-ID"/>
               </w:rPr>
             </w:pPr>
-            <w:bookmarkStart w:id="7" w:name="_Hlk194781314"/>
+            <w:bookmarkStart w:id="8" w:name="_Hlk194781314"/>
           </w:p>
         </w:tc>
         <w:tc>
@@ -14607,7 +14654,7 @@
         <w:pStyle w:val="Heading2"/>
         <w:spacing w:before="0" w:line="360" w:lineRule="auto"/>
       </w:pPr>
-      <w:bookmarkStart w:id="8" w:name="_Toc228647930"/>
+      <w:bookmarkStart w:id="9" w:name="_Toc229952361"/>
       <w:r>
         <w:t>B</w:t>
       </w:r>
@@ -14617,12 +14664,11 @@
       <w:r>
         <w:t>Output Program</w:t>
       </w:r>
+      <w:bookmarkEnd w:id="9"/>
     </w:p>
     <w:p>
       <w:pPr>
-        <w:rPr>
-          <w:lang w:val="en-ID"/>
-        </w:rPr>
+        <w:keepNext/>
       </w:pPr>
       <w:r>
         <w:rPr>
@@ -14667,6 +14713,61 @@
     </w:p>
     <w:p>
       <w:pPr>
+        <w:pStyle w:val="Caption"/>
+        <w:spacing w:before="200" w:after="0" w:line="360" w:lineRule="auto"/>
+        <w:jc w:val="center"/>
+        <w:rPr>
+          <w:color w:val="auto"/>
+          <w:lang w:val="en-ID"/>
+        </w:rPr>
+      </w:pPr>
+      <w:bookmarkStart w:id="10" w:name="_Toc229952321"/>
+      <w:r>
+        <w:rPr>
+          <w:color w:val="auto"/>
+        </w:rPr>
+        <w:t xml:space="preserve">Gambar </w:t>
+      </w:r>
+      <w:r>
+        <w:rPr>
+          <w:color w:val="auto"/>
+        </w:rPr>
+        <w:fldChar w:fldCharType="begin"/>
+      </w:r>
+      <w:r>
+        <w:rPr>
+          <w:color w:val="auto"/>
+        </w:rPr>
+        <w:instrText xml:space="preserve"> SEQ Gambar \* ARABIC </w:instrText>
+      </w:r>
+      <w:r>
+        <w:rPr>
+          <w:color w:val="auto"/>
+        </w:rPr>
+        <w:fldChar w:fldCharType="separate"/>
+      </w:r>
+      <w:r>
+        <w:rPr>
+          <w:color w:val="auto"/>
+        </w:rPr>
+        <w:t>1</w:t>
+      </w:r>
+      <w:r>
+        <w:rPr>
+          <w:color w:val="auto"/>
+        </w:rPr>
+        <w:fldChar w:fldCharType="end"/>
+      </w:r>
+      <w:r>
+        <w:rPr>
+          <w:color w:val="auto"/>
+        </w:rPr>
+        <w:t xml:space="preserve"> Screenshot Output Program Insertion Sort</w:t>
+      </w:r>
+      <w:bookmarkEnd w:id="10"/>
+    </w:p>
+    <w:p>
+      <w:pPr>
         <w:rPr>
           <w:lang w:val="en-ID"/>
         </w:rPr>
@@ -14674,9 +14775,7 @@
     </w:p>
     <w:p>
       <w:pPr>
-        <w:rPr>
-          <w:lang w:val="en-ID"/>
-        </w:rPr>
+        <w:keepNext/>
       </w:pPr>
       <w:r>
         <w:rPr>
@@ -14721,6 +14820,73 @@
     </w:p>
     <w:p>
       <w:pPr>
+        <w:pStyle w:val="Caption"/>
+        <w:spacing w:before="200" w:after="0" w:line="360" w:lineRule="auto"/>
+        <w:jc w:val="center"/>
+        <w:rPr>
+          <w:color w:val="auto"/>
+          <w:lang w:val="en-ID"/>
+        </w:rPr>
+      </w:pPr>
+      <w:bookmarkStart w:id="11" w:name="_Toc229952322"/>
+      <w:r>
+        <w:rPr>
+          <w:color w:val="auto"/>
+        </w:rPr>
+        <w:t xml:space="preserve">Gambar </w:t>
+      </w:r>
+      <w:r>
+        <w:rPr>
+          <w:color w:val="auto"/>
+        </w:rPr>
+        <w:fldChar w:fldCharType="begin"/>
+      </w:r>
+      <w:r>
+        <w:rPr>
+          <w:color w:val="auto"/>
+        </w:rPr>
+        <w:instrText xml:space="preserve"> SEQ Gambar \* ARABIC </w:instrText>
+      </w:r>
+      <w:r>
+        <w:rPr>
+          <w:color w:val="auto"/>
+        </w:rPr>
+        <w:fldChar w:fldCharType="separate"/>
+      </w:r>
+      <w:r>
+        <w:rPr>
+          <w:color w:val="auto"/>
+        </w:rPr>
+        <w:t>2</w:t>
+      </w:r>
+      <w:r>
+        <w:rPr>
+          <w:color w:val="auto"/>
+        </w:rPr>
+        <w:fldChar w:fldCharType="end"/>
+      </w:r>
+      <w:r>
+        <w:rPr>
+          <w:color w:val="auto"/>
+        </w:rPr>
+        <w:t xml:space="preserve"> Screenshot Output Program M</w:t>
+      </w:r>
+      <w:r>
+        <w:rPr>
+          <w:color w:val="auto"/>
+        </w:rPr>
+        <w:t>e</w:t>
+      </w:r>
+      <w:r>
+        <w:rPr>
+          <w:color w:val="auto"/>
+        </w:rPr>
+        <w:t>rge Sort</w:t>
+      </w:r>
+      <w:bookmarkEnd w:id="11"/>
+    </w:p>
+    <w:p>
+      <w:pPr>
         <w:rPr>
           <w:lang w:val="en-ID"/>
         </w:rPr>
@@ -14728,14 +14894,13 @@
     </w:p>
     <w:p>
       <w:pPr>
-        <w:rPr>
-          <w:lang w:val="en-ID"/>
-        </w:rPr>
+        <w:keepNext/>
       </w:pPr>
       <w:r>
         <w:rPr>
           <w:lang w:val="en-ID"/>
         </w:rPr>
+        <w:lastRenderedPageBreak/>
         <w:drawing>
           <wp:inline distT="0" distB="0" distL="0" distR="0" wp14:anchorId="2C6AB732" wp14:editId="7628E8D1">
             <wp:extent cx="5252085" cy="1974850"/>
@@ -14775,6 +14940,61 @@
     </w:p>
     <w:p>
       <w:pPr>
+        <w:pStyle w:val="Caption"/>
+        <w:spacing w:before="200" w:after="0" w:line="360" w:lineRule="auto"/>
+        <w:jc w:val="center"/>
+        <w:rPr>
+          <w:color w:val="auto"/>
+          <w:lang w:val="en-ID"/>
+        </w:rPr>
+      </w:pPr>
+      <w:bookmarkStart w:id="12" w:name="_Toc229952323"/>
+      <w:r>
+        <w:rPr>
+          <w:color w:val="auto"/>
+        </w:rPr>
+        <w:t xml:space="preserve">Gambar </w:t>
+      </w:r>
+      <w:r>
+        <w:rPr>
+          <w:color w:val="auto"/>
+        </w:rPr>
+        <w:fldChar w:fldCharType="begin"/>
+      </w:r>
+      <w:r>
+        <w:rPr>
+          <w:color w:val="auto"/>
+        </w:rPr>
+        <w:instrText xml:space="preserve"> SEQ Gambar \* ARABIC </w:instrText>
+      </w:r>
+      <w:r>
+        <w:rPr>
+          <w:color w:val="auto"/>
+        </w:rPr>
+        <w:fldChar w:fldCharType="separate"/>
+      </w:r>
+      <w:r>
+        <w:rPr>
+          <w:color w:val="auto"/>
+        </w:rPr>
+        <w:t>3</w:t>
+      </w:r>
+      <w:r>
+        <w:rPr>
+          <w:color w:val="auto"/>
+        </w:rPr>
+        <w:fldChar w:fldCharType="end"/>
+      </w:r>
+      <w:r>
+        <w:rPr>
+          <w:color w:val="auto"/>
+        </w:rPr>
+        <w:t xml:space="preserve"> Screenshot Output Program Shell Sort</w:t>
+      </w:r>
+      <w:bookmarkEnd w:id="12"/>
+    </w:p>
+    <w:p>
+      <w:pPr>
         <w:rPr>
           <w:lang w:val="en-ID"/>
         </w:rPr>
@@ -14782,9 +15002,7 @@
     </w:p>
     <w:p>
       <w:pPr>
-        <w:rPr>
-          <w:lang w:val="en-ID"/>
-        </w:rPr>
+        <w:keepNext/>
       </w:pPr>
       <w:r>
         <w:rPr>
@@ -14829,6 +15047,61 @@
     </w:p>
     <w:p>
       <w:pPr>
+        <w:pStyle w:val="Caption"/>
+        <w:spacing w:before="200" w:after="0" w:line="360" w:lineRule="auto"/>
+        <w:jc w:val="center"/>
+        <w:rPr>
+          <w:color w:val="auto"/>
+          <w:lang w:val="en-ID"/>
+        </w:rPr>
+      </w:pPr>
+      <w:bookmarkStart w:id="13" w:name="_Toc229952324"/>
+      <w:r>
+        <w:rPr>
+          <w:color w:val="auto"/>
+        </w:rPr>
+        <w:t xml:space="preserve">Gambar </w:t>
+      </w:r>
+      <w:r>
+        <w:rPr>
+          <w:color w:val="auto"/>
+        </w:rPr>
+        <w:fldChar w:fldCharType="begin"/>
+      </w:r>
+      <w:r>
+        <w:rPr>
+          <w:color w:val="auto"/>
+        </w:rPr>
+        <w:instrText xml:space="preserve"> SEQ Gambar \* ARABIC </w:instrText>
+      </w:r>
+      <w:r>
+        <w:rPr>
+          <w:color w:val="auto"/>
+        </w:rPr>
+        <w:fldChar w:fldCharType="separate"/>
+      </w:r>
+      <w:r>
+        <w:rPr>
+          <w:color w:val="auto"/>
+        </w:rPr>
+        <w:t>4</w:t>
+      </w:r>
+      <w:r>
+        <w:rPr>
+          <w:color w:val="auto"/>
+        </w:rPr>
+        <w:fldChar w:fldCharType="end"/>
+      </w:r>
+      <w:r>
+        <w:rPr>
+          <w:color w:val="auto"/>
+        </w:rPr>
+        <w:t xml:space="preserve"> Screenshot Output Program Quick Sort</w:t>
+      </w:r>
+      <w:bookmarkEnd w:id="13"/>
+    </w:p>
+    <w:p>
+      <w:pPr>
         <w:rPr>
           <w:lang w:val="en-ID"/>
         </w:rPr>
@@ -14836,14 +15109,13 @@
     </w:p>
     <w:p>
       <w:pPr>
-        <w:rPr>
-          <w:lang w:val="en-ID"/>
-        </w:rPr>
+        <w:keepNext/>
       </w:pPr>
       <w:r>
         <w:rPr>
           <w:lang w:val="en-ID"/>
         </w:rPr>
+        <w:lastRenderedPageBreak/>
         <w:drawing>
           <wp:inline distT="0" distB="0" distL="0" distR="0" wp14:anchorId="18768C9D" wp14:editId="56CA06EC">
             <wp:extent cx="5252085" cy="2051685"/>
@@ -14883,9 +15155,69 @@
     </w:p>
     <w:p>
       <w:pPr>
-        <w:rPr>
+        <w:pStyle w:val="Caption"/>
+        <w:spacing w:before="200" w:after="0" w:line="360" w:lineRule="auto"/>
+        <w:jc w:val="center"/>
+        <w:rPr>
+          <w:color w:val="auto"/>
           <w:lang w:val="en-ID"/>
         </w:rPr>
+      </w:pPr>
+      <w:bookmarkStart w:id="14" w:name="_Toc229952325"/>
+      <w:r>
+        <w:rPr>
+          <w:color w:val="auto"/>
+        </w:rPr>
+        <w:t xml:space="preserve">Gambar </w:t>
+      </w:r>
+      <w:r>
+        <w:rPr>
+          <w:color w:val="auto"/>
+        </w:rPr>
+        <w:fldChar w:fldCharType="begin"/>
+      </w:r>
+      <w:r>
+        <w:rPr>
+          <w:color w:val="auto"/>
+        </w:rPr>
+        <w:instrText xml:space="preserve"> SEQ Gambar \* ARABIC </w:instrText>
+      </w:r>
+      <w:r>
+        <w:rPr>
+          <w:color w:val="auto"/>
+        </w:rPr>
+        <w:fldChar w:fldCharType="separate"/>
+      </w:r>
+      <w:r>
+        <w:rPr>
+          <w:color w:val="auto"/>
+        </w:rPr>
+        <w:t>5</w:t>
+      </w:r>
+      <w:r>
+        <w:rPr>
+          <w:color w:val="auto"/>
+        </w:rPr>
+        <w:fldChar w:fldCharType="end"/>
+      </w:r>
+      <w:r>
+        <w:rPr>
+          <w:color w:val="auto"/>
+        </w:rPr>
+        <w:t xml:space="preserve"> Screenshot Output Program Bubble Sort</w:t>
+      </w:r>
+      <w:bookmarkEnd w:id="14"/>
+    </w:p>
+    <w:p>
+      <w:pPr>
+        <w:rPr>
+          <w:lang w:val="en-ID"/>
+        </w:rPr>
+      </w:pPr>
+    </w:p>
+    <w:p>
+      <w:pPr>
+        <w:keepNext/>
       </w:pPr>
       <w:r>
         <w:rPr>
@@ -14930,6 +15262,61 @@
     </w:p>
     <w:p>
       <w:pPr>
+        <w:pStyle w:val="Caption"/>
+        <w:spacing w:before="200" w:after="0" w:line="360" w:lineRule="auto"/>
+        <w:jc w:val="center"/>
+        <w:rPr>
+          <w:color w:val="auto"/>
+          <w:lang w:val="en-ID"/>
+        </w:rPr>
+      </w:pPr>
+      <w:bookmarkStart w:id="15" w:name="_Toc229952326"/>
+      <w:r>
+        <w:rPr>
+          <w:color w:val="auto"/>
+        </w:rPr>
+        <w:t xml:space="preserve">Gambar </w:t>
+      </w:r>
+      <w:r>
+        <w:rPr>
+          <w:color w:val="auto"/>
+        </w:rPr>
+        <w:fldChar w:fldCharType="begin"/>
+      </w:r>
+      <w:r>
+        <w:rPr>
+          <w:color w:val="auto"/>
+        </w:rPr>
+        <w:instrText xml:space="preserve"> SEQ Gambar \* ARABIC </w:instrText>
+      </w:r>
+      <w:r>
+        <w:rPr>
+          <w:color w:val="auto"/>
+        </w:rPr>
+        <w:fldChar w:fldCharType="separate"/>
+      </w:r>
+      <w:r>
+        <w:rPr>
+          <w:color w:val="auto"/>
+        </w:rPr>
+        <w:t>6</w:t>
+      </w:r>
+      <w:r>
+        <w:rPr>
+          <w:color w:val="auto"/>
+        </w:rPr>
+        <w:fldChar w:fldCharType="end"/>
+      </w:r>
+      <w:r>
+        <w:rPr>
+          <w:color w:val="auto"/>
+        </w:rPr>
+        <w:t xml:space="preserve"> Screenshot Output Program Selection Sort</w:t>
+      </w:r>
+      <w:bookmarkEnd w:id="15"/>
+    </w:p>
+    <w:p>
+      <w:pPr>
         <w:rPr>
           <w:lang w:val="en-ID"/>
         </w:rPr>
@@ -14937,9 +15324,7 @@
     </w:p>
     <w:p>
       <w:pPr>
-        <w:rPr>
-          <w:lang w:val="en-ID"/>
-        </w:rPr>
+        <w:keepNext/>
       </w:pPr>
       <w:r>
         <w:rPr>
@@ -14984,6 +15369,61 @@
     </w:p>
     <w:p>
       <w:pPr>
+        <w:pStyle w:val="Caption"/>
+        <w:spacing w:before="200" w:after="0" w:line="360" w:lineRule="auto"/>
+        <w:jc w:val="center"/>
+        <w:rPr>
+          <w:color w:val="auto"/>
+          <w:lang w:val="en-ID"/>
+        </w:rPr>
+      </w:pPr>
+      <w:bookmarkStart w:id="16" w:name="_Toc229952327"/>
+      <w:r>
+        <w:rPr>
+          <w:color w:val="auto"/>
+        </w:rPr>
+        <w:t xml:space="preserve">Gambar </w:t>
+      </w:r>
+      <w:r>
+        <w:rPr>
+          <w:color w:val="auto"/>
+        </w:rPr>
+        <w:fldChar w:fldCharType="begin"/>
+      </w:r>
+      <w:r>
+        <w:rPr>
+          <w:color w:val="auto"/>
+        </w:rPr>
+        <w:instrText xml:space="preserve"> SEQ Gambar \* ARABIC </w:instrText>
+      </w:r>
+      <w:r>
+        <w:rPr>
+          <w:color w:val="auto"/>
+        </w:rPr>
+        <w:fldChar w:fldCharType="separate"/>
+      </w:r>
+      <w:r>
+        <w:rPr>
+          <w:color w:val="auto"/>
+        </w:rPr>
+        <w:t>7</w:t>
+      </w:r>
+      <w:r>
+        <w:rPr>
+          <w:color w:val="auto"/>
+        </w:rPr>
+        <w:fldChar w:fldCharType="end"/>
+      </w:r>
+      <w:r>
+        <w:rPr>
+          <w:color w:val="auto"/>
+        </w:rPr>
+        <w:t xml:space="preserve"> Screenshot Output Program Keluar</w:t>
+      </w:r>
+      <w:bookmarkEnd w:id="16"/>
+    </w:p>
+    <w:p>
+      <w:pPr>
         <w:rPr>
           <w:lang w:val="en-ID"/>
         </w:rPr>
@@ -14994,7 +15434,9 @@
         <w:pStyle w:val="Heading2"/>
         <w:spacing w:before="0" w:line="360" w:lineRule="auto"/>
       </w:pPr>
+      <w:bookmarkStart w:id="17" w:name="_Toc229952362"/>
       <w:r>
+        <w:lastRenderedPageBreak/>
         <w:t>C</w:t>
       </w:r>
       <w:r>
@@ -15003,6 +15445,7 @@
       <w:r>
         <w:t>Pembahasan</w:t>
       </w:r>
+      <w:bookmarkEnd w:id="17"/>
     </w:p>
     <w:p>
       <w:pPr>
@@ -15016,9 +15459,16 @@
       <w:r>
         <w:rPr>
           <w:bCs/>
+          <w:lang w:val="en-ID"/>
+        </w:rPr>
+        <w:t xml:space="preserve">Pada baris 1 #include &lt;iostream&gt; digunakan untuk menjalankan proses input dan output pada program seperti cin dan cout. Library ini sangat penting karena seluruh interaksi program dengan pengguna dilakukan melalui terminal. </w:t>
+      </w:r>
+      <w:r>
+        <w:rPr>
+          <w:bCs/>
           <w:lang w:val="sv-SE"/>
         </w:rPr>
-        <w:t>Pada baris 1 #include &lt;iostream&gt; digunakan untuk menjalankan proses input dan output pada program seperti cin dan cout. Library ini sangat penting karena seluruh interaksi program dengan pengguna dilakukan melalui terminal. Pada baris 2 #include &lt;string&gt; digunakan agar program dapat menggunakan tipe data string untuk menyimpan data nama. Tanpa library ini, program tidak dapat memproses teks atau karakter dalam bentuk kata. Pada baris 3 #include &lt;conio.h&gt; digunakan untuk menjalankan fungsi getch() yang berfungsi menahan layar program agar tidak langsung tertutup setelah proses selesai dijalankan. Pada baris 5 using namespace std; digunakan agar penulisan syntax menjadi lebih sederhana tanpa perlu menuliskan std:: di depan cin, cout, atau string.</w:t>
+        <w:t>Pada baris 2 #include &lt;string&gt; digunakan agar program dapat menggunakan tipe data string untuk menyimpan data nama. Tanpa library ini, program tidak dapat memproses teks atau karakter dalam bentuk kata. Pada baris 3 #include &lt;conio.h&gt; digunakan untuk menjalankan fungsi getch() yang berfungsi menahan layar program agar tidak langsung tertutup setelah proses selesai dijalankan. Pada baris 5 using namespace std; digunakan agar penulisan syntax menjadi lebih sederhana tanpa perlu menuliskan std:: di depan cin, cout, atau string.</w:t>
       </w:r>
     </w:p>
     <w:p>
@@ -15035,15 +15485,7 @@
           <w:bCs/>
           <w:lang w:val="sv-SE"/>
         </w:rPr>
-        <w:t xml:space="preserve">Pada baris 6–18 dideklarasikan function insertionSort() yang digunakan untuk mengurutkan data nama menggunakan algoritma Insertion Sort secara ascending. Pada baris 7 dilakukan perulangan for dimulai dari indeks ke-1 karena elemen pertama dianggap sudah terurut. Pada baris 8 variabel sementara digunakan untuk menyimpan data yang sedang dibandingkan. Pada baris 9 variabel j digunakan sebagai indeks pembanding dengan elemen sebelumnya. Pada baris 11 dilakukan pengecekan apakah data sebelumnya lebih besar dari data sementara. Jika kondisi benar, maka pada baris 12 data digeser ke kanan agar memberi ruang untuk data yang lebih kecil. Pada baris 13 indeks j dikurangi agar proses pembandingan terus bergerak ke kiri. Setelah posisi </w:t>
-      </w:r>
-      <w:r>
-        <w:rPr>
-          <w:bCs/>
-          <w:lang w:val="sv-SE"/>
-        </w:rPr>
-        <w:lastRenderedPageBreak/>
-        <w:t>yang tepat ditemukan, pada baris 16 data sementara dimasukkan ke posisi yang sesuai. Algoritma ini bekerja seperti proses menyusun kartu secara manual, di mana data akan disisipkan ke posisi yang tepat secara bertahap.</w:t>
+        <w:t>Pada baris 6–18 dideklarasikan function insertionSort() yang digunakan untuk mengurutkan data nama menggunakan algoritma Insertion Sort secara ascending. Pada baris 7 dilakukan perulangan for dimulai dari indeks ke-1 karena elemen pertama dianggap sudah terurut. Pada baris 8 variabel sementara digunakan untuk menyimpan data yang sedang dibandingkan. Pada baris 9 variabel j digunakan sebagai indeks pembanding dengan elemen sebelumnya. Pada baris 11 dilakukan pengecekan apakah data sebelumnya lebih besar dari data sementara. Jika kondisi benar, maka pada baris 12 data digeser ke kanan agar memberi ruang untuk data yang lebih kecil. Pada baris 13 indeks j dikurangi agar proses pembandingan terus bergerak ke kiri. Setelah posisi yang tepat ditemukan, pada baris 16 data sementara dimasukkan ke posisi yang sesuai. Algoritma ini bekerja seperti proses menyusun kartu secara manual, di mana data akan disisipkan ke posisi yang tepat secara bertahap.</w:t>
       </w:r>
     </w:p>
     <w:p>
@@ -15060,7 +15502,15 @@
           <w:bCs/>
           <w:lang w:val="sv-SE"/>
         </w:rPr>
-        <w:t>Pada baris 20–63 dibuat function merge() yang digunakan pada algoritma Merge Sort untuk menggabungkan dua bagian array yang sudah terurut. Pada baris 22 dan 23 dihitung jumlah elemen bagian kiri dan kanan array. Pada baris 25 dibuat array sementara arrKiri dan arrKanan untuk menyimpan data sementara selama proses penggabungan. Pada baris 27–33 data dari array utama disalin ke array kiri dan kanan. Pada baris 35–37 dibuat variabel indeks i, j, dan k untuk mengontrol posisi array kiri, kanan, dan array utama. Pada baris 39 dilakukan perulangan selama kedua array masih memiliki data. Pada baris 41 dilakukan perbandingan antara data kiri dan kanan. Jika data kiri lebih kecil atau sama, maka data dimasukkan ke array utama pada baris 42 dan indeks kiri bertambah pada baris 43. Jika tidak, data kanan dimasukkan pada baris 45 dan indeks kanan bertambah pada baris 46. Pada baris 52–62 sisa data yang belum dipindahkan akan dimasukkan seluruhnya ke array utama. Function ini menunjukkan konsep utama Merge Sort yaitu membagi array menjadi bagian kecil lalu menggabungkannya kembali dalam keadaan terurut.</w:t>
+        <w:t xml:space="preserve">Pada baris 20–63 dibuat function merge() yang digunakan pada algoritma Merge Sort untuk menggabungkan dua bagian array yang sudah terurut. Pada baris 22 dan 23 dihitung jumlah elemen bagian kiri dan kanan array. Pada baris 25 dibuat array sementara arrKiri dan arrKanan untuk menyimpan data sementara selama proses penggabungan. Pada baris 27–33 data dari array utama disalin ke array kiri dan kanan. </w:t>
+      </w:r>
+      <w:r>
+        <w:rPr>
+          <w:bCs/>
+          <w:lang w:val="sv-SE"/>
+        </w:rPr>
+        <w:lastRenderedPageBreak/>
+        <w:t>Pada baris 35–37 dibuat variabel indeks i, j, dan k untuk mengontrol posisi array kiri, kanan, dan array utama. Pada baris 39 dilakukan perulangan selama kedua array masih memiliki data. Pada baris 41 dilakukan perbandingan antara data kiri dan kanan. Jika data kiri lebih kecil atau sama, maka data dimasukkan ke array utama pada baris 42 dan indeks kiri bertambah pada baris 43. Jika tidak, data kanan dimasukkan pada baris 45 dan indeks kanan bertambah pada baris 46. Pada baris 52–62 sisa data yang belum dipindahkan akan dimasukkan seluruhnya ke array utama. Function ini menunjukkan konsep utama Merge Sort yaitu membagi array menjadi bagian kecil lalu menggabungkannya kembali dalam keadaan terurut.</w:t>
       </w:r>
     </w:p>
     <w:p>
@@ -15094,7 +15544,6 @@
           <w:bCs/>
           <w:lang w:val="sv-SE"/>
         </w:rPr>
-        <w:lastRenderedPageBreak/>
         <w:t>Pada baris 78–94 dibuat function shellSort() yang digunakan untuk mengurutkan data menggunakan algoritma Shell Sort. Pada baris 80 ditentukan nilai jarak atau gap awal yaitu setengah dari jumlah data. Nilai gap ini akan terus diperkecil hingga menjadi 1. Pada baris 82 dilakukan perulangan untuk membandingkan data dengan jarak tertentu. Pada baris 84 variabel simpan digunakan untuk menyimpan data sementara. Pada baris 87 dilakukan pengecekan apakah data sebelumnya lebih besar dari data yang disimpan. Jika benar, maka data digeser pada baris 88. Setelah posisi yang sesuai ditemukan, data sementara dimasukkan kembali pada baris 91. Shell Sort merupakan pengembangan dari Insertion Sort, tetapi menggunakan jarak tertentu agar proses pengurutan menjadi lebih cepat pada data besar.</w:t>
       </w:r>
     </w:p>
@@ -15112,6 +15561,7 @@
           <w:bCs/>
           <w:lang w:val="sv-SE"/>
         </w:rPr>
+        <w:lastRenderedPageBreak/>
         <w:t>Pada baris 96–118 dibuat function partition() yang digunakan dalam algoritma Quick Sort. Pada baris 98 dipilih data terakhir sebagai pivot. Pivot merupakan titik acuan pembagian data. Pada baris 99 variabel indeksKecil digunakan untuk menandai posisi elemen yang lebih kecil dari pivot. Pada baris 101 dilakukan perulangan untuk membandingkan seluruh data dengan pivot. Jika data lebih kecil dari pivot pada baris 103, maka indeks kecil bertambah pada baris 105 dan dilakukan pertukaran data pada baris 107–109. Setelah seluruh data dibandingkan, pivot dipindahkan ke posisi yang tepat pada baris 113–115. Function ini menghasilkan posisi pivot yang sudah benar sehingga data kiri lebih kecil dan data kanan lebih besar dari pivot.</w:t>
       </w:r>
     </w:p>
@@ -15146,7 +15596,6 @@
           <w:bCs/>
           <w:lang w:val="sv-SE"/>
         </w:rPr>
-        <w:lastRenderedPageBreak/>
         <w:t>Pada baris 131–145 dibuat function bubbleSort() yang digunakan untuk mengurutkan data menggunakan Bubble Sort. Pada baris 133 dilakukan perulangan utama sebanyak jumlah data dikurangi satu. Pada baris 135 dilakukan perulangan pembanding antar elemen yang berdekatan. Pada baris 137 dilakukan pengecekan apakah data kiri lebih besar dari data kanan. Jika benar, maka dilakukan pertukaran data pada baris 139–141. Algoritma ini bekerja dengan cara “menggelembungkan” data terbesar ke bagian akhir array pada setiap perulangan.</w:t>
       </w:r>
     </w:p>
@@ -15164,7 +15613,15 @@
           <w:bCs/>
           <w:lang w:val="sv-SE"/>
         </w:rPr>
-        <w:t>Pada baris 147–164 dibuat function selectionSort() yang digunakan untuk mengurutkan data dengan mencari nilai terkecil pada setiap iterasi. Pada baris 149 dilakukan perulangan utama untuk menentukan posisi data yang akan diisi. Pada baris 151 variabel posisiMin digunakan untuk menyimpan indeks data terkecil sementara. Pada baris 153–157 dilakukan pencarian data terkecil pada sisa array. Setelah data terkecil ditemukan, dilakukan pertukaran data pada baris 160–162. Algoritma ini bekerja dengan cara memilih data terkecil lalu menempatkannya di posisi paling depan secara bertahap.</w:t>
+        <w:t xml:space="preserve">Pada baris 147–164 dibuat function selectionSort() yang digunakan untuk mengurutkan data dengan mencari nilai terkecil pada setiap iterasi. Pada baris 149 dilakukan perulangan utama untuk menentukan posisi data yang akan diisi. Pada baris </w:t>
+      </w:r>
+      <w:r>
+        <w:rPr>
+          <w:bCs/>
+          <w:lang w:val="sv-SE"/>
+        </w:rPr>
+        <w:lastRenderedPageBreak/>
+        <w:t>151 variabel posisiMin digunakan untuk menyimpan indeks data terkecil sementara. Pada baris 153–157 dilakukan pencarian data terkecil pada sisa array. Setelah data terkecil ditemukan, dilakukan pertukaran data pada baris 160–162. Algoritma ini bekerja dengan cara memilih data terkecil lalu menempatkannya di posisi paling depan secara bertahap.</w:t>
       </w:r>
     </w:p>
     <w:p>
@@ -15215,15 +15672,7 @@
           <w:bCs/>
           <w:lang w:val="sv-SE"/>
         </w:rPr>
-        <w:t xml:space="preserve">Pada baris 184–297 dibuat function utama main() sebagai pusat pengendali seluruh program. Pada baris 188 digunakan perulangan do-while agar menu terus muncul sampai pengguna memilih keluar. Pada baris 192–203 program menampilkan </w:t>
-      </w:r>
-      <w:r>
-        <w:rPr>
-          <w:bCs/>
-          <w:lang w:val="sv-SE"/>
-        </w:rPr>
-        <w:lastRenderedPageBreak/>
-        <w:t>menu pilihan algoritma sorting. Pada baris 204 input pilihan pengguna dimasukkan ke variabel menu.</w:t>
+        <w:t>Pada baris 184–297 dibuat function utama main() sebagai pusat pengendali seluruh program. Pada baris 188 digunakan perulangan do-while agar menu terus muncul sampai pengguna memilih keluar. Pada baris 192–203 program menampilkan menu pilihan algoritma sorting. Pada baris 204 input pilihan pengguna dimasukkan ke variabel menu.</w:t>
       </w:r>
     </w:p>
     <w:p>
@@ -15257,6 +15706,7 @@
           <w:bCs/>
           <w:lang w:val="sv-SE"/>
         </w:rPr>
+        <w:lastRenderedPageBreak/>
         <w:t>Pada baris 248 dilakukan pengecekan untuk algoritma sorting NIM yaitu Quick Sort, Bubble Sort, dan Selection Sort. Pada baris 250 dibuat variabel jumlahDigit untuk menentukan jumlah angka yang dimasukkan. Pada baris 255 dibuat array nim[100] untuk menyimpan data angka. Pada baris 259–262 dilakukan input data angka sesuai jumlah yang ditentukan. Setelah itu data ditampilkan sebelum sorting lalu diproses menggunakan algoritma yang dipilih pengguna.</w:t>
       </w:r>
     </w:p>
@@ -15304,6 +15754,7 @@
           <w:lang w:val="en-ID"/>
         </w:rPr>
       </w:pPr>
+      <w:bookmarkStart w:id="18" w:name="_Toc229952363"/>
       <w:r>
         <w:rPr>
           <w:lang w:val="en-ID"/>
@@ -15311,8 +15762,8 @@
         <w:lastRenderedPageBreak/>
         <w:t>LINK GITHUB</w:t>
       </w:r>
-      <w:bookmarkEnd w:id="7"/>
       <w:bookmarkEnd w:id="8"/>
+      <w:bookmarkEnd w:id="18"/>
     </w:p>
     <w:p>
       <w:pPr>
@@ -16498,6 +16949,7 @@
   <w:style w:type="character" w:default="1" w:styleId="DefaultParagraphFont">
     <w:name w:val="Default Paragraph Font"/>
     <w:uiPriority w:val="1"/>
+    <w:semiHidden/>
     <w:unhideWhenUsed/>
   </w:style>
   <w:style w:type="table" w:default="1" w:styleId="TableNormal">
